--- a/plugins/career-document-production/templates/resume_template.docx
+++ b/plugins/career-document-production/templates/resume_template.docx
@@ -12136,7 +12136,6 @@
   </w:style>
   <w:style w:type="paragraph" w:customStyle="1" w:styleId="ResumeBullet">
     <w:name w:val="Resume Bullet"/>
-    <w:basedOn w:val="ListBullet"/>
     <w:pPr>
       <w:keepNext w:val="0"/>
       <w:widowControl/>
